--- a/backend/templates/Notice.docx
+++ b/backend/templates/Notice.docx
@@ -1465,7 +1465,9 @@
         <w:ind w:firstLine="720"/>
         <w:jc w:val="both"/>
         <w:rPr>
-          <w:rFonts w:ascii="DevLys 010" w:hAnsi="DevLys 010"/>
+          <w:rFonts w:ascii="Calibri" w:hAnsi="Calibri" w:cs="Calibri"/>
+          <w:b/>
+          <w:bCs/>
           <w:sz w:val="30"/>
           <w:szCs w:val="30"/>
         </w:rPr>
@@ -1654,7 +1656,7 @@
           <w:sz w:val="30"/>
           <w:szCs w:val="30"/>
         </w:rPr>
-        <w:t xml:space="preserve"> @&amp; </w:t>
+        <w:t xml:space="preserve">@&amp; </w:t>
       </w:r>
       <w:proofErr w:type="spellStart"/>
       <w:r>
@@ -5567,7 +5569,6 @@
   <w:style w:type="character" w:default="1" w:styleId="DefaultParagraphFont">
     <w:name w:val="Default Paragraph Font"/>
     <w:uiPriority w:val="1"/>
-    <w:semiHidden/>
     <w:unhideWhenUsed/>
   </w:style>
   <w:style w:type="table" w:default="1" w:styleId="TableNormal">
